--- a/docs/analyses/swanzey-financial-review/01 Executive Summary.docx
+++ b/docs/analyses/swanzey-financial-review/01 Executive Summary.docx
@@ -61,7 +61,7 @@
           <w:color w:val="5F5E5A"/>
           <w:sz w:val="20"/>
         </w:rPr>
-        <w:t>operating budget, 2011 → 2025  (+55%)</w:t>
+        <w:t>operating budget, 2012 → 2026  (+55%)</w:t>
       </w:r>
     </w:p>
     <w:p>
@@ -112,7 +112,7 @@
           <w:color w:val="5F5E5A"/>
           <w:sz w:val="20"/>
         </w:rPr>
-        <w:t>2025 default-vs-proposed gap (lever gone)</w:t>
+        <w:t>2026 default-vs-proposed gap (lever weak)</w:t>
       </w:r>
     </w:p>
     <w:p>
